--- a/competitors/diagramatix-vs-signavio-aris-primebpm-2026-09.docx
+++ b/competitors/diagramatix-vs-signavio-aris-primebpm-2026-09.docx
@@ -670,17 +670,17 @@
         <w:t xml:space="preserve">business case with a payback month</w:t>
       </w:r>
       <w:r>
-        <w:t xml:space="preserve">. Also new: the</w:t>
-      </w:r>
-      <w:r>
-        <w:t xml:space="preserve"> </w:t>
-      </w:r>
-      <w:r>
-        <w:rPr>
-          <w:b/>
-          <w:bCs/>
-        </w:rPr>
-        <w:t xml:space="preserve">GETAI Process API</w:t>
+        <w:t xml:space="preserve">. Also new: a partner-facing</w:t>
+      </w:r>
+      <w:r>
+        <w:t xml:space="preserve"> </w:t>
+      </w:r>
+      <w:r>
+        <w:rPr>
+          <w:b/>
+          <w:bCs/>
+        </w:rPr>
+        <w:t xml:space="preserve">Process API</w:t>
       </w:r>
       <w:r>
         <w:t xml:space="preserve"> </w:t>

--- a/competitors/diagramatix-vs-signavio-aris-primebpm-2026-09.docx
+++ b/competitors/diagramatix-vs-signavio-aris-primebpm-2026-09.docx
@@ -20,7 +20,7 @@
           <w:i/>
           <w:iCs/>
         </w:rPr>
-        <w:t xml:space="preserve">Compiled:</w:t>
+        <w:t xml:space="preserve">Diagramatix data read from the current codebase (product 2.9, export schema v1.2x / SCHEMA_VERSION 46). Competitor data from public product pages and documentation accessed May–June 2026 —</w:t>
       </w:r>
       <w:r>
         <w:rPr>
@@ -36,699 +36,14 @@
           <w:i/>
           <w:iCs/>
         </w:rPr>
-        <w:t xml:space="preserve">September 2026</w:t>
+        <w:t xml:space="preserve">re-verify against live competitor pages before quoting externally</w:t>
       </w:r>
       <w:r>
         <w:rPr>
           <w:i/>
           <w:iCs/>
         </w:rPr>
-        <w:t xml:space="preserve">. Diagramatix data from the current codebase (product 2.9, export schema v1.2x / SCHEMA_VERSION 46; BPMN + 6 other diagram types incl. </w:t>
-      </w:r>
-      <w:r>
-        <w:rPr>
-          <w:b/>
-          <w:bCs/>
-          <w:i/>
-          <w:iCs/>
-        </w:rPr>
-        <w:t xml:space="preserve">ArchiMate</w:t>
-      </w:r>
-      <w:r>
-        <w:rPr>
-          <w:i/>
-          <w:iCs/>
-        </w:rPr>
-        <w:t xml:space="preserve">, plus</w:t>
-      </w:r>
-      <w:r>
-        <w:rPr>
-          <w:i/>
-          <w:iCs/>
-        </w:rPr>
-        <w:t xml:space="preserve"> </w:t>
-      </w:r>
-      <w:r>
-        <w:rPr>
-          <w:b/>
-          <w:bCs/>
-          <w:i/>
-          <w:iCs/>
-        </w:rPr>
-        <w:t xml:space="preserve">Diagramatix Miner</w:t>
-      </w:r>
-      <w:r>
-        <w:rPr>
-          <w:i/>
-          <w:iCs/>
-        </w:rPr>
-        <w:t xml:space="preserve"> </w:t>
-      </w:r>
-      <w:r>
-        <w:rPr>
-          <w:i/>
-          <w:iCs/>
-        </w:rPr>
-        <w:t xml:space="preserve">— process mining with an eleven-phase analyst workbench — a discrete-event</w:t>
-      </w:r>
-      <w:r>
-        <w:rPr>
-          <w:i/>
-          <w:iCs/>
-        </w:rPr>
-        <w:t xml:space="preserve"> </w:t>
-      </w:r>
-      <w:r>
-        <w:rPr>
-          <w:b/>
-          <w:bCs/>
-          <w:i/>
-          <w:iCs/>
-        </w:rPr>
-        <w:t xml:space="preserve">Process Simulator</w:t>
-      </w:r>
-      <w:r>
-        <w:rPr>
-          <w:i/>
-          <w:iCs/>
-        </w:rPr>
-        <w:t xml:space="preserve"> </w:t>
-      </w:r>
-      <w:r>
-        <w:rPr>
-          <w:i/>
-          <w:iCs/>
-        </w:rPr>
-        <w:t xml:space="preserve">with significance testing, parameter sweep, sensitivity analysis and a business case, an</w:t>
-      </w:r>
-      <w:r>
-        <w:rPr>
-          <w:i/>
-          <w:iCs/>
-        </w:rPr>
-        <w:t xml:space="preserve"> </w:t>
-      </w:r>
-      <w:r>
-        <w:rPr>
-          <w:b/>
-          <w:bCs/>
-          <w:i/>
-          <w:iCs/>
-        </w:rPr>
-        <w:t xml:space="preserve">AI SOP generator</w:t>
-      </w:r>
-      <w:r>
-        <w:rPr>
-          <w:i/>
-          <w:iCs/>
-        </w:rPr>
-        <w:t xml:space="preserve">, a</w:t>
-      </w:r>
-      <w:r>
-        <w:rPr>
-          <w:i/>
-          <w:iCs/>
-        </w:rPr>
-        <w:t xml:space="preserve"> </w:t>
-      </w:r>
-      <w:r>
-        <w:rPr>
-          <w:b/>
-          <w:bCs/>
-          <w:i/>
-          <w:iCs/>
-        </w:rPr>
-        <w:t xml:space="preserve">Risk &amp; Control (GRC) matrix</w:t>
-      </w:r>
-      <w:r>
-        <w:rPr>
-          <w:i/>
-          <w:iCs/>
-        </w:rPr>
-        <w:t xml:space="preserve">,</w:t>
-      </w:r>
-      <w:r>
-        <w:rPr>
-          <w:i/>
-          <w:iCs/>
-        </w:rPr>
-        <w:t xml:space="preserve"> </w:t>
-      </w:r>
-      <w:r>
-        <w:rPr>
-          <w:b/>
-          <w:bCs/>
-          <w:i/>
-          <w:iCs/>
-        </w:rPr>
-        <w:t xml:space="preserve">APQC PCF</w:t>
-      </w:r>
-      <w:r>
-        <w:rPr>
-          <w:i/>
-          <w:iCs/>
-        </w:rPr>
-        <w:t xml:space="preserve"> </w:t>
-      </w:r>
-      <w:r>
-        <w:rPr>
-          <w:i/>
-          <w:iCs/>
-        </w:rPr>
-        <w:t xml:space="preserve">classification over a database-backed</w:t>
-      </w:r>
-      <w:r>
-        <w:rPr>
-          <w:i/>
-          <w:iCs/>
-        </w:rPr>
-        <w:t xml:space="preserve"> </w:t>
-      </w:r>
-      <w:r>
-        <w:rPr>
-          <w:b/>
-          <w:bCs/>
-          <w:i/>
-          <w:iCs/>
-        </w:rPr>
-        <w:t xml:space="preserve">Process Repository</w:t>
-      </w:r>
-      <w:r>
-        <w:rPr>
-          <w:i/>
-          <w:iCs/>
-        </w:rPr>
-        <w:t xml:space="preserve">, a partner-facing</w:t>
-      </w:r>
-      <w:r>
-        <w:rPr>
-          <w:i/>
-          <w:iCs/>
-        </w:rPr>
-        <w:t xml:space="preserve"> </w:t>
-      </w:r>
-      <w:r>
-        <w:rPr>
-          <w:b/>
-          <w:bCs/>
-          <w:i/>
-          <w:iCs/>
-        </w:rPr>
-        <w:t xml:space="preserve">Process API</w:t>
-      </w:r>
-      <w:r>
-        <w:rPr>
-          <w:i/>
-          <w:iCs/>
-        </w:rPr>
-        <w:t xml:space="preserve">,</w:t>
-      </w:r>
-      <w:r>
-        <w:rPr>
-          <w:i/>
-          <w:iCs/>
-        </w:rPr>
-        <w:t xml:space="preserve"> </w:t>
-      </w:r>
-      <w:r>
-        <w:rPr>
-          <w:b/>
-          <w:bCs/>
-          <w:i/>
-          <w:iCs/>
-        </w:rPr>
-        <w:t xml:space="preserve">multi-model AI</w:t>
-      </w:r>
-      <w:r>
-        <w:rPr>
-          <w:i/>
-          <w:iCs/>
-        </w:rPr>
-        <w:t xml:space="preserve"> </w:t>
-      </w:r>
-      <w:r>
-        <w:rPr>
-          <w:i/>
-          <w:iCs/>
-        </w:rPr>
-        <w:t xml:space="preserve">with usage metering, a</w:t>
-      </w:r>
-      <w:r>
-        <w:rPr>
-          <w:i/>
-          <w:iCs/>
-        </w:rPr>
-        <w:t xml:space="preserve"> </w:t>
-      </w:r>
-      <w:r>
-        <w:rPr>
-          <w:b/>
-          <w:bCs/>
-          <w:i/>
-          <w:iCs/>
-        </w:rPr>
-        <w:t xml:space="preserve">publishing &amp; review lifecycle</w:t>
-      </w:r>
-      <w:r>
-        <w:rPr>
-          <w:i/>
-          <w:iCs/>
-        </w:rPr>
-        <w:t xml:space="preserve">,</w:t>
-      </w:r>
-      <w:r>
-        <w:rPr>
-          <w:i/>
-          <w:iCs/>
-        </w:rPr>
-        <w:t xml:space="preserve"> </w:t>
-      </w:r>
-      <w:r>
-        <w:rPr>
-          <w:b/>
-          <w:bCs/>
-          <w:i/>
-          <w:iCs/>
-        </w:rPr>
-        <w:t xml:space="preserve">real-time co-authoring</w:t>
-      </w:r>
-      <w:r>
-        <w:rPr>
-          <w:i/>
-          <w:iCs/>
-        </w:rPr>
-        <w:t xml:space="preserve">,</w:t>
-      </w:r>
-      <w:r>
-        <w:rPr>
-          <w:i/>
-          <w:iCs/>
-        </w:rPr>
-        <w:t xml:space="preserve"> </w:t>
-      </w:r>
-      <w:r>
-        <w:rPr>
-          <w:b/>
-          <w:bCs/>
-          <w:i/>
-          <w:iCs/>
-        </w:rPr>
-        <w:t xml:space="preserve">Microsoft 365 (SharePoint/OneDrive)</w:t>
-      </w:r>
-      <w:r>
-        <w:rPr>
-          <w:i/>
-          <w:iCs/>
-        </w:rPr>
-        <w:t xml:space="preserve"> </w:t>
-      </w:r>
-      <w:r>
-        <w:rPr>
-          <w:i/>
-          <w:iCs/>
-        </w:rPr>
-        <w:t xml:space="preserve">integration,</w:t>
-      </w:r>
-      <w:r>
-        <w:rPr>
-          <w:i/>
-          <w:iCs/>
-        </w:rPr>
-        <w:t xml:space="preserve"> </w:t>
-      </w:r>
-      <w:r>
-        <w:rPr>
-          <w:b/>
-          <w:bCs/>
-          <w:i/>
-          <w:iCs/>
-        </w:rPr>
-        <w:t xml:space="preserve">governed pool/lane naming</w:t>
-      </w:r>
-      <w:r>
-        <w:rPr>
-          <w:i/>
-          <w:iCs/>
-        </w:rPr>
-        <w:t xml:space="preserve">,</w:t>
-      </w:r>
-      <w:r>
-        <w:rPr>
-          <w:i/>
-          <w:iCs/>
-        </w:rPr>
-        <w:t xml:space="preserve"> </w:t>
-      </w:r>
-      <w:r>
-        <w:rPr>
-          <w:b/>
-          <w:bCs/>
-          <w:i/>
-          <w:iCs/>
-        </w:rPr>
-        <w:t xml:space="preserve">domain-managed org membership</w:t>
-      </w:r>
-      <w:r>
-        <w:rPr>
-          <w:i/>
-          <w:iCs/>
-        </w:rPr>
-        <w:t xml:space="preserve"> </w:t>
-      </w:r>
-      <w:r>
-        <w:rPr>
-          <w:i/>
-          <w:iCs/>
-        </w:rPr>
-        <w:t xml:space="preserve">and</w:t>
-      </w:r>
-      <w:r>
-        <w:rPr>
-          <w:i/>
-          <w:iCs/>
-        </w:rPr>
-        <w:t xml:space="preserve"> </w:t>
-      </w:r>
-      <w:r>
-        <w:rPr>
-          <w:b/>
-          <w:bCs/>
-          <w:i/>
-          <w:iCs/>
-        </w:rPr>
-        <w:t xml:space="preserve">role-based sharing / org admin</w:t>
-      </w:r>
-      <w:r>
-        <w:rPr>
-          <w:i/>
-          <w:iCs/>
-        </w:rPr>
-        <w:t xml:space="preserve">). Competitor data from public product pages/documentation accessed May–June 2026, carried forward unchanged through three editions —</w:t>
-      </w:r>
-      <w:r>
-        <w:rPr>
-          <w:i/>
-          <w:iCs/>
-        </w:rPr>
-        <w:t xml:space="preserve"> </w:t>
-      </w:r>
-      <w:r>
-        <w:rPr>
-          <w:b/>
-          <w:bCs/>
-          <w:i/>
-          <w:iCs/>
-        </w:rPr>
-        <w:t xml:space="preserve">re-verify against live competitor pages before quoting externally</w:t>
-      </w:r>
-      <w:r>
-        <w:rPr>
-          <w:i/>
-          <w:iCs/>
-        </w:rPr>
-        <w:t xml:space="preserve">; their AI/mining/simulation features move fast and this document has not tracked them since June.</w:t>
-      </w:r>
-    </w:p>
-    <w:p>
-      <w:pPr>
-        <w:pStyle w:val="BlockText"/>
-      </w:pPr>
-      <w:r>
-        <w:rPr>
-          <w:b/>
-          <w:bCs/>
-        </w:rPr>
-        <w:t xml:space="preserve">Rev. 2026-09-10.</w:t>
-      </w:r>
-      <w:r>
-        <w:t xml:space="preserve"> </w:t>
-      </w:r>
-      <w:r>
-        <w:t xml:space="preserve">Headline change:</w:t>
-      </w:r>
-      <w:r>
-        <w:t xml:space="preserve"> </w:t>
-      </w:r>
-      <w:r>
-        <w:rPr>
-          <w:b/>
-          <w:bCs/>
-        </w:rPr>
-        <w:t xml:space="preserve">two extensions programmes shipped</w:t>
-      </w:r>
-      <w:r>
-        <w:t xml:space="preserve">, and both change what the product is rather than what it has.</w:t>
-      </w:r>
-      <w:r>
-        <w:t xml:space="preserve"> </w:t>
-      </w:r>
-      <w:r>
-        <w:rPr>
-          <w:b/>
-          <w:bCs/>
-        </w:rPr>
-        <w:t xml:space="preserve">Diagramatix Miner</w:t>
-      </w:r>
-      <w:r>
-        <w:t xml:space="preserve"> </w:t>
-      </w:r>
-      <w:r>
-        <w:t xml:space="preserve">went from a discovery module to an</w:t>
-      </w:r>
-      <w:r>
-        <w:t xml:space="preserve"> </w:t>
-      </w:r>
-      <w:r>
-        <w:rPr>
-          <w:b/>
-          <w:bCs/>
-        </w:rPr>
-        <w:t xml:space="preserve">analyst’s workbench and a monitor</w:t>
-      </w:r>
-      <w:r>
-        <w:t xml:space="preserve"> </w:t>
-      </w:r>
-      <w:r>
-        <w:t xml:space="preserve">(eleven phases): it reads the spreadsheet you actually have — Excel, wide</w:t>
-      </w:r>
-      <w:r>
-        <w:t xml:space="preserve"> </w:t>
-      </w:r>
-      <w:r>
-        <w:t xml:space="preserve">“one row per case”</w:t>
-      </w:r>
-      <w:r>
-        <w:t xml:space="preserve"> </w:t>
-      </w:r>
-      <w:r>
-        <w:t xml:space="preserve">exports, several systems merged into one lifecycle — every figure</w:t>
-      </w:r>
-      <w:r>
-        <w:t xml:space="preserve"> </w:t>
-      </w:r>
-      <w:r>
-        <w:rPr>
-          <w:b/>
-          <w:bCs/>
-        </w:rPr>
-        <w:t xml:space="preserve">declares its own exactness</w:t>
-      </w:r>
-      <w:r>
-        <w:t xml:space="preserve">, a deviation resolves to the</w:t>
-      </w:r>
-      <w:r>
-        <w:t xml:space="preserve"> </w:t>
-      </w:r>
-      <w:r>
-        <w:rPr>
-          <w:b/>
-          <w:bCs/>
-        </w:rPr>
-        <w:t xml:space="preserve">case ids behind it</w:t>
-      </w:r>
-      <w:r>
-        <w:t xml:space="preserve">, hand-offs and rework are measured, and a linked</w:t>
-      </w:r>
-      <w:r>
-        <w:t xml:space="preserve"> </w:t>
-      </w:r>
-      <w:r>
-        <w:rPr>
-          <w:b/>
-          <w:bCs/>
-        </w:rPr>
-        <w:t xml:space="preserve">run series</w:t>
-      </w:r>
-      <w:r>
-        <w:t xml:space="preserve"> </w:t>
-      </w:r>
-      <w:r>
-        <w:t xml:space="preserve">brings period comparison and alerting, led by the alarm nobody else leads with:</w:t>
-      </w:r>
-      <w:r>
-        <w:t xml:space="preserve"> </w:t>
-      </w:r>
-      <w:r>
-        <w:rPr>
-          <w:i/>
-          <w:iCs/>
-        </w:rPr>
-        <w:t xml:space="preserve">the source stopped sending</w:t>
-      </w:r>
-      <w:r>
-        <w:t xml:space="preserve">. The</w:t>
-      </w:r>
-      <w:r>
-        <w:t xml:space="preserve"> </w:t>
-      </w:r>
-      <w:r>
-        <w:rPr>
-          <w:b/>
-          <w:bCs/>
-        </w:rPr>
-        <w:t xml:space="preserve">Simulator</w:t>
-      </w:r>
-      <w:r>
-        <w:t xml:space="preserve"> </w:t>
-      </w:r>
-      <w:r>
-        <w:t xml:space="preserve">gained the layer that lets an answer be defended in a meeting —</w:t>
-      </w:r>
-      <w:r>
-        <w:t xml:space="preserve"> </w:t>
-      </w:r>
-      <w:r>
-        <w:rPr>
-          <w:b/>
-          <w:bCs/>
-        </w:rPr>
-        <w:t xml:space="preserve">significance testing</w:t>
-      </w:r>
-      <w:r>
-        <w:t xml:space="preserve">,</w:t>
-      </w:r>
-      <w:r>
-        <w:t xml:space="preserve"> </w:t>
-      </w:r>
-      <w:r>
-        <w:rPr>
-          <w:b/>
-          <w:bCs/>
-        </w:rPr>
-        <w:t xml:space="preserve">parameter sweep with the knee marked</w:t>
-      </w:r>
-      <w:r>
-        <w:t xml:space="preserve">, a</w:t>
-      </w:r>
-      <w:r>
-        <w:t xml:space="preserve"> </w:t>
-      </w:r>
-      <w:r>
-        <w:rPr>
-          <w:b/>
-          <w:bCs/>
-        </w:rPr>
-        <w:t xml:space="preserve">sensitivity tornado</w:t>
-      </w:r>
-      <w:r>
-        <w:t xml:space="preserve">,</w:t>
-      </w:r>
-      <w:r>
-        <w:t xml:space="preserve"> </w:t>
-      </w:r>
-      <w:r>
-        <w:rPr>
-          <w:b/>
-          <w:bCs/>
-        </w:rPr>
-        <w:t xml:space="preserve">validation against the distribution the business actually had</w:t>
-      </w:r>
-      <w:r>
-        <w:t xml:space="preserve">,</w:t>
-      </w:r>
-      <w:r>
-        <w:t xml:space="preserve"> </w:t>
-      </w:r>
-      <w:r>
-        <w:rPr>
-          <w:b/>
-          <w:bCs/>
-        </w:rPr>
-        <w:t xml:space="preserve">skills and queue discipline</w:t>
-      </w:r>
-      <w:r>
-        <w:t xml:space="preserve">, and a</w:t>
-      </w:r>
-      <w:r>
-        <w:t xml:space="preserve"> </w:t>
-      </w:r>
-      <w:r>
-        <w:rPr>
-          <w:b/>
-          <w:bCs/>
-        </w:rPr>
-        <w:t xml:space="preserve">business case with a payback month</w:t>
-      </w:r>
-      <w:r>
-        <w:t xml:space="preserve">. Also new: a partner-facing</w:t>
-      </w:r>
-      <w:r>
-        <w:t xml:space="preserve"> </w:t>
-      </w:r>
-      <w:r>
-        <w:rPr>
-          <w:b/>
-          <w:bCs/>
-        </w:rPr>
-        <w:t xml:space="preserve">Process API</w:t>
-      </w:r>
-      <w:r>
-        <w:t xml:space="preserve"> </w:t>
-      </w:r>
-      <w:r>
-        <w:t xml:space="preserve">(a partner posts a document, gets back a PDF and a real project),</w:t>
-      </w:r>
-      <w:r>
-        <w:t xml:space="preserve"> </w:t>
-      </w:r>
-      <w:r>
-        <w:rPr>
-          <w:b/>
-          <w:bCs/>
-        </w:rPr>
-        <w:t xml:space="preserve">readability as a measured property</w:t>
-      </w:r>
-      <w:r>
-        <w:t xml:space="preserve"> </w:t>
-      </w:r>
-      <w:r>
-        <w:t xml:space="preserve">with an offline ratchet, and the</w:t>
-      </w:r>
-      <w:r>
-        <w:t xml:space="preserve"> </w:t>
-      </w:r>
-      <w:r>
-        <w:rPr>
-          <w:b/>
-          <w:bCs/>
-        </w:rPr>
-        <w:t xml:space="preserve">Process Repository</w:t>
-      </w:r>
-      <w:r>
-        <w:t xml:space="preserve"> </w:t>
-      </w:r>
-      <w:r>
-        <w:t xml:space="preserve">in the database — 26 value chains, 277 processes, 381 editable prompts.</w:t>
-      </w:r>
-      <w:r>
-        <w:t xml:space="preserve"> </w:t>
-      </w:r>
-      <w:r>
-        <w:rPr>
-          <w:i/>
-          <w:iCs/>
-        </w:rPr>
-        <w:t xml:space="preserve">(Rev 2026-08-04 shipped assist-while-you-draw, the NL command bar and Abracadabra voice editing; Rev 2026-08-03 real-time co-authoring and the completed BPMN 2.0 orchestration palette.)</w:t>
+        <w:t xml:space="preserve">; their AI, mining and simulation features move fast and this document does not track them.</w:t>
       </w:r>
     </w:p>
     <w:p>
@@ -1266,7 +581,7 @@
         <w:t xml:space="preserve">authoring + AI generation</w:t>
       </w:r>
       <w:r>
-        <w:t xml:space="preserve">, where its editable-plan + rules-governed deterministic layout remains genuinely distinctive — and readability is now a</w:t>
+        <w:t xml:space="preserve">, where its editable-plan generation over rules-governed deterministic layout is genuinely distinctive, and where readability is a</w:t>
       </w:r>
       <w:r>
         <w:t xml:space="preserve"> </w:t>
@@ -1282,20 +597,7 @@
         <w:t xml:space="preserve"> </w:t>
       </w:r>
       <w:r>
-        <w:t xml:space="preserve">property with an offline ratchet, not an aspiration. The July gaps closed in August; this edition reports what happened when the two closed gaps were then</w:t>
-      </w:r>
-      <w:r>
-        <w:t xml:space="preserve"> </w:t>
-      </w:r>
-      <w:r>
-        <w:rPr>
-          <w:b/>
-          <w:bCs/>
-        </w:rPr>
-        <w:t xml:space="preserve">developed rather than left as checkboxes</w:t>
-      </w:r>
-      <w:r>
-        <w:t xml:space="preserve">.</w:t>
+        <w:t xml:space="preserve">property rather than an aspiration — a corpus of stored AI plans is replayed offline on every test run and a ratchet fails the build if overlaps rise.</w:t>
       </w:r>
       <w:r>
         <w:t xml:space="preserve"> </w:t>
@@ -1311,16 +613,7 @@
         <w:t xml:space="preserve"> </w:t>
       </w:r>
       <w:r>
-        <w:t xml:space="preserve">is no longer</w:t>
-      </w:r>
-      <w:r>
-        <w:t xml:space="preserve"> </w:t>
-      </w:r>
-      <w:r>
-        <w:t xml:space="preserve">“we have mining too”</w:t>
-      </w:r>
-      <w:r>
-        <w:t xml:space="preserve">: it reads the messy exports people actually have, every figure on the screen says whether it describes the whole run or a slice or an estimate, a deviation hands you the case ids behind it, hand-offs and rework are measured from per-event resources, and a linked run series turns a one-off study into a</w:t>
+        <w:t xml:space="preserve">reads the messy exports people actually have, every figure on screen says whether it describes the whole run, a slice, or an estimate, a deviation hands you the case ids behind it, hand-offs and rework are measured from per-event resources, and a linked run series makes a one-off study into a</w:t>
       </w:r>
       <w:r>
         <w:t xml:space="preserve"> </w:t>
@@ -1336,7 +629,7 @@
         <w:t xml:space="preserve"> </w:t>
       </w:r>
       <w:r>
-        <w:t xml:space="preserve">that tells you when the process changed — leading with the alarm the others bury,</w:t>
+        <w:t xml:space="preserve">that says when the process changed — leading with the alarm the others bury:</w:t>
       </w:r>
       <w:r>
         <w:t xml:space="preserve"> </w:t>
@@ -1365,7 +658,7 @@
         <w:t xml:space="preserve"> </w:t>
       </w:r>
       <w:r>
-        <w:t xml:space="preserve">gained the layer that decides whether a business case survives the meeting:</w:t>
+        <w:t xml:space="preserve">carries the layer that decides whether a business case survives the meeting:</w:t>
       </w:r>
       <w:r>
         <w:t xml:space="preserve"> </w:t>
@@ -1468,7 +761,7 @@
         <w:t xml:space="preserve"> </w:t>
       </w:r>
       <w:r>
-        <w:t xml:space="preserve">of 26 value chains and 381 editable prompts. The three enterprise suites still lead on</w:t>
+        <w:t xml:space="preserve">of 26 value chains, 277 processes and 381 editable prompts. The three enterprise suites lead on</w:t>
       </w:r>
       <w:r>
         <w:t xml:space="preserve"> </w:t>
@@ -1510,7 +803,7 @@
         <w:t xml:space="preserve">configurable approval-workflow engines with full audit</w:t>
       </w:r>
       <w:r>
-        <w:t xml:space="preserve">. But the axis has moved: the remaining mining gap is</w:t>
+        <w:t xml:space="preserve">. The remaining mining gap is</w:t>
       </w:r>
       <w:r>
         <w:t xml:space="preserve"> </w:t>
@@ -1523,7 +816,7 @@
         <w:t xml:space="preserve">connector breadth and enterprise data volume</w:t>
       </w:r>
       <w:r>
-        <w:t xml:space="preserve">, which is an infrastructure argument, not an analytical one. On what a single analyst can actually find out, defend, and be told about without opening the tool, Diagramatix is now the more complete product — self-hosted, per-seat, in one place.</w:t>
+        <w:t xml:space="preserve">, which is an infrastructure argument rather than an analytical one. On what a single analyst can find out, defend, and be told about without opening the tool, Diagramatix is the more complete product — self-hosted, per-seat, in one place.</w:t>
       </w:r>
     </w:p>
     <w:p>
@@ -2761,23 +2054,7 @@
               <w:pStyle w:val="Compact"/>
             </w:pPr>
             <w:r>
-              <w:t xml:space="preserve">✅</w:t>
-            </w:r>
-            <w:r>
-              <w:t xml:space="preserve"> </w:t>
-            </w:r>
-            <w:r>
-              <w:rPr>
-                <w:b/>
-                <w:bCs/>
-              </w:rPr>
-              <w:t xml:space="preserve">Now shipped + overshot</w:t>
-            </w:r>
-            <w:r>
-              <w:t xml:space="preserve"> </w:t>
-            </w:r>
-            <w:r>
-              <w:t xml:space="preserve">— inline rules-grounded</w:t>
+              <w:t xml:space="preserve">✅ inline rules-grounded</w:t>
             </w:r>
             <w:r>
               <w:t xml:space="preserve"> </w:t>
@@ -3754,13 +3031,13 @@
           <w:b/>
           <w:bCs/>
         </w:rPr>
-        <w:t xml:space="preserve">Assist-while-you-draw — the last AI gap, now closed and overshot.</w:t>
-      </w:r>
-      <w:r>
-        <w:t xml:space="preserve"> </w:t>
-      </w:r>
-      <w:r>
-        <w:t xml:space="preserve">The July/early-August editions flagged this as Diagramatix’s one clear AI weakness (generation was batch-only while all three rivals had NL search). It has now shipped as a full suite and gone past the competitors:</w:t>
+        <w:t xml:space="preserve">Assist-while-you-draw.</w:t>
+      </w:r>
+      <w:r>
+        <w:t xml:space="preserve"> </w:t>
+      </w:r>
+      <w:r>
+        <w:t xml:space="preserve">Canvas-native assistance, which the rivals answer with repository or mining NL chat rather than structural editing:</w:t>
       </w:r>
     </w:p>
     <w:p>
@@ -4506,13 +3783,13 @@
     <w:bookmarkEnd w:id="11"/>
     <w:bookmarkEnd w:id="12"/>
     <w:bookmarkEnd w:id="13"/>
-    <w:bookmarkStart w:id="17" w:name="Xab1aff90466b2f4b5cce9d3339818e1d1d54b42"/>
+    <w:bookmarkStart w:id="17" w:name="process-mining"/>
     <w:p>
       <w:pPr>
         <w:pStyle w:val="Heading2"/>
       </w:pPr>
       <w:r>
-        <w:t xml:space="preserve">3. Process mining — the gap that became a strength</w:t>
+        <w:t xml:space="preserve">3. Process mining</w:t>
       </w:r>
     </w:p>
     <w:p>
@@ -4520,96 +3797,7 @@
         <w:pStyle w:val="FirstParagraph"/>
       </w:pPr>
       <w:r>
-        <w:t xml:space="preserve">The July edition listed process mining as</w:t>
-      </w:r>
-      <w:r>
-        <w:t xml:space="preserve"> </w:t>
-      </w:r>
-      <w:r>
-        <w:rPr>
-          <w:b/>
-          <w:bCs/>
-        </w:rPr>
-        <w:t xml:space="preserve">suite-only</w:t>
-      </w:r>
-      <w:r>
-        <w:t xml:space="preserve"> </w:t>
-      </w:r>
-      <w:r>
-        <w:t xml:space="preserve">and told Diagramatix</w:t>
-      </w:r>
-      <w:r>
-        <w:t xml:space="preserve"> </w:t>
-      </w:r>
-      <w:r>
-        <w:t xml:space="preserve">“don’t compete here.”</w:t>
-      </w:r>
-      <w:r>
-        <w:t xml:space="preserve"> </w:t>
-      </w:r>
-      <w:r>
-        <w:t xml:space="preserve">The August edition reported the gap closed by</w:t>
-      </w:r>
-      <w:r>
-        <w:t xml:space="preserve"> </w:t>
-      </w:r>
-      <w:r>
-        <w:rPr>
-          <w:b/>
-          <w:bCs/>
-        </w:rPr>
-        <w:t xml:space="preserve">Diagramatix Miner</w:t>
-      </w:r>
-      <w:r>
-        <w:t xml:space="preserve">. This edition reports something different again: an</w:t>
-      </w:r>
-      <w:r>
-        <w:t xml:space="preserve"> </w:t>
-      </w:r>
-      <w:r>
-        <w:rPr>
-          <w:b/>
-          <w:bCs/>
-        </w:rPr>
-        <w:t xml:space="preserve">eleven-phase extensions programme</w:t>
-      </w:r>
-      <w:r>
-        <w:t xml:space="preserve"> </w:t>
-      </w:r>
-      <w:r>
-        <w:t xml:space="preserve">(September 2026) that took the module from</w:t>
-      </w:r>
-      <w:r>
-        <w:t xml:space="preserve"> </w:t>
-      </w:r>
-      <w:r>
-        <w:rPr>
-          <w:i/>
-          <w:iCs/>
-        </w:rPr>
-        <w:t xml:space="preserve">discovery</w:t>
-      </w:r>
-      <w:r>
-        <w:t xml:space="preserve"> </w:t>
-      </w:r>
-      <w:r>
-        <w:t xml:space="preserve">to a</w:t>
-      </w:r>
-      <w:r>
-        <w:t xml:space="preserve"> </w:t>
-      </w:r>
-      <w:r>
-        <w:rPr>
-          <w:i/>
-          <w:iCs/>
-        </w:rPr>
-        <w:t xml:space="preserve">workbench and a monitor</w:t>
-      </w:r>
-      <w:r>
-        <w:t xml:space="preserve"> </w:t>
-      </w:r>
-      <w:r>
-        <w:t xml:space="preserve">— the reading, not just the mining.</w:t>
+        <w:t xml:space="preserve">Diagramatix Miner is an in-tool process-mining module — discovery, conformance, an analyst’s workbench over the result, and a monitor that speaks when the process changes. It is compared here in the three parts a buyer actually evaluates: can it read my data, can I get an answer out of it, and will it tell me when something moves.</w:t>
       </w:r>
     </w:p>
     <w:bookmarkStart w:id="14" w:name="getting-the-log-in"/>
@@ -6828,6 +6016,76 @@
               <w:pStyle w:val="Compact"/>
             </w:pPr>
             <w:r>
+              <w:t xml:space="preserve">Calibration fits the</w:t>
+            </w:r>
+            <w:r>
+              <w:t xml:space="preserve"> </w:t>
+            </w:r>
+            <w:r>
+              <w:rPr>
+                <w:b/>
+                <w:bCs/>
+              </w:rPr>
+              <w:t xml:space="preserve">observed values</w:t>
+            </w:r>
+            <w:r>
+              <w:t xml:space="preserve">, fenced against outliers — not a curve laid over them</w:t>
+            </w:r>
+          </w:p>
+        </w:tc>
+        <w:tc>
+          <w:tcPr/>
+          <w:p>
+            <w:pPr>
+              <w:pStyle w:val="Compact"/>
+            </w:pPr>
+            <w:r>
+              <w:t xml:space="preserve">✅ a single case that sat over a long weekend cannot set the model tail</w:t>
+            </w:r>
+          </w:p>
+        </w:tc>
+        <w:tc>
+          <w:tcPr/>
+          <w:p>
+            <w:pPr>
+              <w:pStyle w:val="Compact"/>
+            </w:pPr>
+            <w:r>
+              <w:t xml:space="preserve">Fitted distributions</w:t>
+            </w:r>
+          </w:p>
+        </w:tc>
+        <w:tc>
+          <w:tcPr/>
+          <w:p>
+            <w:pPr>
+              <w:pStyle w:val="Compact"/>
+            </w:pPr>
+            <w:r>
+              <w:t xml:space="preserve">Fitted distributions</w:t>
+            </w:r>
+          </w:p>
+        </w:tc>
+        <w:tc>
+          <w:tcPr/>
+          <w:p>
+            <w:pPr>
+              <w:pStyle w:val="Compact"/>
+            </w:pPr>
+            <w:r>
+              <w:t xml:space="preserve">—</w:t>
+            </w:r>
+          </w:p>
+        </w:tc>
+      </w:tr>
+      <w:tr>
+        <w:tc>
+          <w:tcPr/>
+          <w:p>
+            <w:pPr>
+              <w:pStyle w:val="Compact"/>
+            </w:pPr>
+            <w:r>
               <w:t xml:space="preserve">A twin whose log has moved on is marked</w:t>
             </w:r>
             <w:r>
@@ -8196,13 +7454,13 @@
       </w:r>
     </w:p>
     <w:bookmarkEnd w:id="18"/>
-    <w:bookmarkStart w:id="19" w:name="governance-risk-control-grc-new"/>
+    <w:bookmarkStart w:id="19" w:name="governance-risk-control-grc"/>
     <w:p>
       <w:pPr>
         <w:pStyle w:val="Heading2"/>
       </w:pPr>
       <w:r>
-        <w:t xml:space="preserve">5. Governance, Risk &amp; Control (GRC) — NEW</w:t>
+        <w:t xml:space="preserve">5. Governance, Risk &amp; Control (GRC)</w:t>
       </w:r>
     </w:p>
     <w:p>
@@ -8854,13 +8112,13 @@
       </w:r>
     </w:p>
     <w:bookmarkEnd w:id="19"/>
-    <w:bookmarkStart w:id="20" w:name="sop-procedure-generation-new"/>
+    <w:bookmarkStart w:id="20" w:name="sop-procedure-generation"/>
     <w:p>
       <w:pPr>
         <w:pStyle w:val="Heading2"/>
       </w:pPr>
       <w:r>
-        <w:t xml:space="preserve">6. SOP / procedure generation — NEW</w:t>
+        <w:t xml:space="preserve">6. SOP / procedure generation</w:t>
       </w:r>
     </w:p>
     <w:tbl>
@@ -9865,13 +9123,13 @@
       </w:r>
     </w:p>
     <w:bookmarkEnd w:id="21"/>
-    <w:bookmarkStart w:id="22" w:name="Xb2748c9f31d511834187eb75a6596585bf25af8"/>
+    <w:bookmarkStart w:id="22" w:name="simulation"/>
     <w:p>
       <w:pPr>
         <w:pStyle w:val="Heading2"/>
       </w:pPr>
       <w:r>
-        <w:t xml:space="preserve">8. Simulation — now an analysis tool, not just an engine</w:t>
+        <w:t xml:space="preserve">8. Simulation</w:t>
       </w:r>
     </w:p>
     <w:p>
@@ -9879,7 +9137,7 @@
         <w:pStyle w:val="FirstParagraph"/>
       </w:pPr>
       <w:r>
-        <w:t xml:space="preserve">The August edition reported calendars and mining calibration. Since then the Simulator has had its own extensions programme (September 2026), and the additions are almost all about</w:t>
+        <w:t xml:space="preserve">The engine is discrete-event and BPSim-aligned. What distinguishes it is the layer around the engine: almost everything below is about</w:t>
       </w:r>
       <w:r>
         <w:t xml:space="preserve"> </w:t>
@@ -10554,9 +9812,6 @@
             <w:r>
               <w:t xml:space="preserve">“everybody does everything”</w:t>
             </w:r>
-            <w:r>
-              <w:t xml:space="preserve">, previously impossible to express</w:t>
-            </w:r>
           </w:p>
         </w:tc>
         <w:tc>
@@ -11065,6 +10320,233 @@
             </w:pPr>
             <w:r>
               <w:t xml:space="preserve">Separate</w:t>
+            </w:r>
+          </w:p>
+        </w:tc>
+        <w:tc>
+          <w:tcPr/>
+          <w:p>
+            <w:pPr>
+              <w:pStyle w:val="Compact"/>
+            </w:pPr>
+            <w:r>
+              <w:t xml:space="preserve">—</w:t>
+            </w:r>
+          </w:p>
+        </w:tc>
+      </w:tr>
+      <w:tr>
+        <w:tc>
+          <w:tcPr/>
+          <w:p>
+            <w:pPr>
+              <w:pStyle w:val="Compact"/>
+            </w:pPr>
+            <w:r>
+              <w:rPr>
+                <w:b/>
+                <w:bCs/>
+              </w:rPr>
+              <w:t xml:space="preserve">Distributions</w:t>
+            </w:r>
+          </w:p>
+        </w:tc>
+        <w:tc>
+          <w:tcPr/>
+          <w:p>
+            <w:pPr>
+              <w:pStyle w:val="Compact"/>
+            </w:pPr>
+            <w:r>
+              <w:t xml:space="preserve">✅ fixed, uniform, triangular, truncated normal, negative exponential,</w:t>
+            </w:r>
+            <w:r>
+              <w:t xml:space="preserve"> </w:t>
+            </w:r>
+            <w:r>
+              <w:rPr>
+                <w:b/>
+                <w:bCs/>
+              </w:rPr>
+              <w:t xml:space="preserve">lognormal</w:t>
+            </w:r>
+            <w:r>
+              <w:t xml:space="preserve"> </w:t>
+            </w:r>
+            <w:r>
+              <w:t xml:space="preserve">(the right-skewed shape service times actually have) and</w:t>
+            </w:r>
+            <w:r>
+              <w:t xml:space="preserve"> </w:t>
+            </w:r>
+            <w:r>
+              <w:rPr>
+                <w:b/>
+                <w:bCs/>
+              </w:rPr>
+              <w:t xml:space="preserve">empirical</w:t>
+            </w:r>
+            <w:r>
+              <w:t xml:space="preserve"> </w:t>
+            </w:r>
+            <w:r>
+              <w:t xml:space="preserve">(the observed values, resampled)</w:t>
+            </w:r>
+          </w:p>
+        </w:tc>
+        <w:tc>
+          <w:tcPr/>
+          <w:p>
+            <w:pPr>
+              <w:pStyle w:val="Compact"/>
+            </w:pPr>
+            <w:r>
+              <w:t xml:space="preserve">Documented set</w:t>
+            </w:r>
+          </w:p>
+        </w:tc>
+        <w:tc>
+          <w:tcPr/>
+          <w:p>
+            <w:pPr>
+              <w:pStyle w:val="Compact"/>
+            </w:pPr>
+            <w:r>
+              <w:t xml:space="preserve">Broad documented set</w:t>
+            </w:r>
+          </w:p>
+        </w:tc>
+        <w:tc>
+          <w:tcPr/>
+          <w:p>
+            <w:pPr>
+              <w:pStyle w:val="Compact"/>
+            </w:pPr>
+            <w:r>
+              <w:t xml:space="preserve">—</w:t>
+            </w:r>
+          </w:p>
+        </w:tc>
+      </w:tr>
+      <w:tr>
+        <w:tc>
+          <w:tcPr/>
+          <w:p>
+            <w:pPr>
+              <w:pStyle w:val="Compact"/>
+            </w:pPr>
+            <w:r>
+              <w:rPr>
+                <w:b/>
+                <w:bCs/>
+              </w:rPr>
+              <w:t xml:space="preserve">Preemption</w:t>
+            </w:r>
+            <w:r>
+              <w:t xml:space="preserve"> </w:t>
+            </w:r>
+            <w:r>
+              <w:t xml:space="preserve">— urgent work interrupts work in progress, and RESUMES it</w:t>
+            </w:r>
+          </w:p>
+        </w:tc>
+        <w:tc>
+          <w:tcPr/>
+          <w:p>
+            <w:pPr>
+              <w:pStyle w:val="Compact"/>
+            </w:pPr>
+            <w:r>
+              <w:t xml:space="preserve">✅ preempt-resume, so the interrupted case keeps the work already done</w:t>
+            </w:r>
+          </w:p>
+        </w:tc>
+        <w:tc>
+          <w:tcPr/>
+          <w:p>
+            <w:pPr>
+              <w:pStyle w:val="Compact"/>
+            </w:pPr>
+            <w:r>
+              <w:t xml:space="preserve">—</w:t>
+            </w:r>
+          </w:p>
+        </w:tc>
+        <w:tc>
+          <w:tcPr/>
+          <w:p>
+            <w:pPr>
+              <w:pStyle w:val="Compact"/>
+            </w:pPr>
+            <w:r>
+              <w:t xml:space="preserve">Partial</w:t>
+            </w:r>
+          </w:p>
+        </w:tc>
+        <w:tc>
+          <w:tcPr/>
+          <w:p>
+            <w:pPr>
+              <w:pStyle w:val="Compact"/>
+            </w:pPr>
+            <w:r>
+              <w:t xml:space="preserve">—</w:t>
+            </w:r>
+          </w:p>
+        </w:tc>
+      </w:tr>
+      <w:tr>
+        <w:tc>
+          <w:tcPr/>
+          <w:p>
+            <w:pPr>
+              <w:pStyle w:val="Compact"/>
+            </w:pPr>
+            <w:r>
+              <w:rPr>
+                <w:b/>
+                <w:bCs/>
+              </w:rPr>
+              <w:t xml:space="preserve">Costs that do not scale with time</w:t>
+            </w:r>
+            <w:r>
+              <w:t xml:space="preserve"> </w:t>
+            </w:r>
+            <w:r>
+              <w:t xml:space="preserve">— a per-run charge on an activity</w:t>
+            </w:r>
+          </w:p>
+        </w:tc>
+        <w:tc>
+          <w:tcPr/>
+          <w:p>
+            <w:pPr>
+              <w:pStyle w:val="Compact"/>
+            </w:pPr>
+            <w:r>
+              <w:t xml:space="preserve">✅ reported separately from resource cost, because the two have different remedies</w:t>
+            </w:r>
+          </w:p>
+        </w:tc>
+        <w:tc>
+          <w:tcPr/>
+          <w:p>
+            <w:pPr>
+              <w:pStyle w:val="Compact"/>
+            </w:pPr>
+            <w:r>
+              <w:t xml:space="preserve">—</w:t>
+            </w:r>
+          </w:p>
+        </w:tc>
+        <w:tc>
+          <w:tcPr/>
+          <w:p>
+            <w:pPr>
+              <w:pStyle w:val="Compact"/>
+            </w:pPr>
+            <w:r>
+              <w:t xml:space="preserve">✅ activity-based costing</w:t>
             </w:r>
           </w:p>
         </w:tc>
@@ -11244,17 +10726,17 @@
         <w:pStyle w:val="BodyText"/>
       </w:pPr>
       <w:r>
-        <w:t xml:space="preserve">But engine depth is no longer the whole contest. The four rows nobody else has a column for —</w:t>
-      </w:r>
-      <w:r>
-        <w:t xml:space="preserve"> </w:t>
-      </w:r>
-      <w:r>
-        <w:rPr>
-          <w:b/>
-          <w:bCs/>
-        </w:rPr>
-        <w:t xml:space="preserve">significance testing, parameter sweep with a knee, a tornado, and validation against the actual distribution</w:t>
+        <w:t xml:space="preserve">Engine depth is not the whole contest. The rows nobody else has a column for —</w:t>
+      </w:r>
+      <w:r>
+        <w:t xml:space="preserve"> </w:t>
+      </w:r>
+      <w:r>
+        <w:rPr>
+          <w:b/>
+          <w:bCs/>
+        </w:rPr>
+        <w:t xml:space="preserve">significance testing, parameter sweep with a knee, a sensitivity tornado, and validation against the actual distribution</w:t>
       </w:r>
       <w:r>
         <w:t xml:space="preserve"> </w:t>
@@ -11291,13 +10773,13 @@
         <w:t xml:space="preserve"> </w:t>
       </w:r>
       <w:r>
-        <w:t xml:space="preserve">“is 4% real or is it noise?”</w:t>
-      </w:r>
-      <w:r>
-        <w:t xml:space="preserve"> </w:t>
-      </w:r>
-      <w:r>
-        <w:t xml:space="preserve">are the two questions that kill a simulation-based business case, and they now have answers rather than assurances. Together with the payback month and the mining hold-back, the pitch has moved from</w:t>
+        <w:t xml:space="preserve">“is 4% real, or is it noise?”</w:t>
+      </w:r>
+      <w:r>
+        <w:t xml:space="preserve"> </w:t>
+      </w:r>
+      <w:r>
+        <w:t xml:space="preserve">are the two questions that kill a simulation-based business case, and both have answers here rather than assurances. With the payback month and the mining hold-back alongside them, the proposition is not</w:t>
       </w:r>
       <w:r>
         <w:t xml:space="preserve"> </w:t>
@@ -11313,7 +10795,7 @@
         <w:t xml:space="preserve"> </w:t>
       </w:r>
       <w:r>
-        <w:t xml:space="preserve">to</w:t>
+        <w:t xml:space="preserve">but</w:t>
       </w:r>
       <w:r>
         <w:t xml:space="preserve"> </w:t>
@@ -11323,7 +10805,7 @@
           <w:i/>
           <w:iCs/>
         </w:rPr>
-        <w:t xml:space="preserve">we can tell you which of your assumptions is load-bearing, whether the improvement survived the noise, and when it pays for itself</w:t>
+        <w:t xml:space="preserve">we can tell you which of your assumptions is load-bearing, whether the improvement survived the noise, and what month it pays for itself</w:t>
       </w:r>
       <w:r>
         <w:t xml:space="preserve">.</w:t>
@@ -11344,41 +10826,6 @@
       </w:pPr>
       <w:r>
         <w:t xml:space="preserve">9. Collaboration, review, publishing &amp; access</w:t>
-      </w:r>
-    </w:p>
-    <w:p>
-      <w:pPr>
-        <w:pStyle w:val="FirstParagraph"/>
-      </w:pPr>
-      <w:r>
-        <w:rPr>
-          <w:i/>
-          <w:iCs/>
-        </w:rPr>
-        <w:t xml:space="preserve">(</w:t>
-      </w:r>
-      <w:r>
-        <w:rPr>
-          <w:b/>
-          <w:bCs/>
-          <w:i/>
-          <w:iCs/>
-        </w:rPr>
-        <w:t xml:space="preserve">Major change since the last edition: real-time co-authoring has shipped</w:t>
-      </w:r>
-      <w:r>
-        <w:rPr>
-          <w:i/>
-          <w:iCs/>
-        </w:rPr>
-        <w:t xml:space="preserve"> </w:t>
-      </w:r>
-      <w:r>
-        <w:rPr>
-          <w:i/>
-          <w:iCs/>
-        </w:rPr>
-        <w:t xml:space="preserve">— the single biggest lifecycle gap the previous edition conceded to the suites is closed.)</w:t>
       </w:r>
     </w:p>
     <w:tbl>
@@ -12201,7 +11648,7 @@
         <w:t xml:space="preserve"> </w:t>
       </w:r>
       <w:r>
-        <w:t xml:space="preserve">Diagramatix is now a</w:t>
+        <w:t xml:space="preserve">Diagramatix is a</w:t>
       </w:r>
       <w:r>
         <w:t xml:space="preserve"> </w:t>
@@ -12217,7 +11664,7 @@
         <w:t xml:space="preserve"> </w:t>
       </w:r>
       <w:r>
-        <w:t xml:space="preserve">authoring tool, not single-editor: multiple people edit the same diagram together with</w:t>
+        <w:t xml:space="preserve">authoring tool rather than a single-editor one: several people edit the same diagram together with</w:t>
       </w:r>
       <w:r>
         <w:t xml:space="preserve"> </w:t>
@@ -12230,7 +11677,7 @@
         <w:t xml:space="preserve">live presence, cursors and soft locks</w:t>
       </w:r>
       <w:r>
-        <w:t xml:space="preserve">, and — crucially — a</w:t>
+        <w:t xml:space="preserve">, and a</w:t>
       </w:r>
       <w:r>
         <w:t xml:space="preserve"> </w:t>
@@ -12246,7 +11693,7 @@
         <w:t xml:space="preserve"> </w:t>
       </w:r>
       <w:r>
-        <w:t xml:space="preserve">means concurrent saves never silently overwrite each other (edits to different shapes merge silently; only a same-shape clash is flagged). The suites still lead on a</w:t>
+        <w:t xml:space="preserve">means concurrent saves never silently overwrite each other — edits to different shapes merge silently, and only a same-shape clash is flagged. The suites lead on a</w:t>
       </w:r>
       <w:r>
         <w:t xml:space="preserve"> </w:t>
@@ -12275,23 +11722,7 @@
         <w:t xml:space="preserve">full enterprise audit log</w:t>
       </w:r>
       <w:r>
-        <w:t xml:space="preserve"> </w:t>
-      </w:r>
-      <w:r>
-        <w:t xml:space="preserve">— but</w:t>
-      </w:r>
-      <w:r>
-        <w:t xml:space="preserve"> </w:t>
-      </w:r>
-      <w:r>
-        <w:rPr>
-          <w:b/>
-          <w:bCs/>
-        </w:rPr>
-        <w:t xml:space="preserve">real-time co-editing is no longer their advantage</w:t>
-      </w:r>
-      <w:r>
-        <w:t xml:space="preserve">.</w:t>
+        <w:t xml:space="preserve">; real-time co-editing is not among their advantages.</w:t>
       </w:r>
     </w:p>
     <w:p>
@@ -13298,17 +12729,17 @@
         <w:t xml:space="preserve"> </w:t>
       </w:r>
       <w:r>
-        <w:t xml:space="preserve">(incl. SoD, coverage, boundary-event flow) — and, new this edition,</w:t>
-      </w:r>
-      <w:r>
-        <w:t xml:space="preserve"> </w:t>
-      </w:r>
-      <w:r>
-        <w:rPr>
-          <w:b/>
-          <w:bCs/>
-        </w:rPr>
-        <w:t xml:space="preserve">readability is a measured property</w:t>
+        <w:t xml:space="preserve">(incl. SoD, coverage, boundary-event flow), with</w:t>
+      </w:r>
+      <w:r>
+        <w:t xml:space="preserve"> </w:t>
+      </w:r>
+      <w:r>
+        <w:rPr>
+          <w:b/>
+          <w:bCs/>
+        </w:rPr>
+        <w:t xml:space="preserve">readability as a measured property</w:t>
       </w:r>
       <w:r>
         <w:t xml:space="preserve">: a corpus of stored AI plans is replayed offline on every test run and a ratchet fails the build if overlaps rise.</w:t>
@@ -14099,7 +13530,7 @@
           <w:i/>
           <w:iCs/>
         </w:rPr>
-        <w:t xml:space="preserve">Two qualifications on that last line, both new this edition.</w:t>
+        <w:t xml:space="preserve">Two qualifications on that last line.</w:t>
       </w:r>
       <w:r>
         <w:t xml:space="preserve"> </w:t>
@@ -14121,7 +13552,7 @@
         <w:t xml:space="preserve"> </w:t>
       </w:r>
       <w:r>
-        <w:t xml:space="preserve">is no longer a fair entry — slicing with declared exactness, case-level deviation evidence, hand-off and rework analysis, period comparison and alerting all shipped. What remains is</w:t>
+        <w:t xml:space="preserve">is not a fair entry: slicing with declared exactness, case-level deviation evidence, hand-off and rework analysis, period comparison and alerting are all present. What remains is</w:t>
       </w:r>
       <w:r>
         <w:t xml:space="preserve"> </w:t>
@@ -14134,7 +13565,10 @@
         <w:t xml:space="preserve">scale and connector breadth</w:t>
       </w:r>
       <w:r>
-        <w:t xml:space="preserve">, which is an infrastructure argument rather than an analytical one. And</w:t>
+        <w:t xml:space="preserve"> </w:t>
+      </w:r>
+      <w:r>
+        <w:t xml:space="preserve">— an infrastructure argument rather than an analytical one. And</w:t>
       </w:r>
       <w:r>
         <w:t xml:space="preserve"> </w:t>
@@ -14150,7 +13584,7 @@
         <w:t xml:space="preserve"> </w:t>
       </w:r>
       <w:r>
-        <w:t xml:space="preserve">is now split: ARIS keeps the deeper engine; Diagramatix has the analysis layer around it — significance, sweep, sensitivity, validation, payback.</w:t>
+        <w:t xml:space="preserve">splits in two: ARIS holds the deeper engine, Diagramatix the analysis layer around it — significance, sweep, sensitivity, validation, payback.</w:t>
       </w:r>
     </w:p>
     <w:bookmarkEnd w:id="26"/>
@@ -14574,10 +14008,20 @@
         <w:t xml:space="preserve">EPC + EA repository breadth</w:t>
       </w:r>
       <w:r>
-        <w:t xml:space="preserve"> </w:t>
-      </w:r>
-      <w:r>
-        <w:t xml:space="preserve">and the most mature simulation</w:t>
+        <w:t xml:space="preserve">,</w:t>
+      </w:r>
+      <w:r>
+        <w:t xml:space="preserve"> </w:t>
+      </w:r>
+      <w:r>
+        <w:rPr>
+          <w:b/>
+          <w:bCs/>
+        </w:rPr>
+        <w:t xml:space="preserve">activity-based costing depth</w:t>
+      </w:r>
+      <w:r>
+        <w:t xml:space="preserve">, and the most mature simulation</w:t>
       </w:r>
       <w:r>
         <w:t xml:space="preserve"> </w:t>
@@ -14590,17 +14034,10 @@
         <w:t xml:space="preserve">engine</w:t>
       </w:r>
       <w:r>
-        <w:t xml:space="preserve">.</w:t>
-      </w:r>
-      <w:r>
-        <w:t xml:space="preserve"> </w:t>
-      </w:r>
-      <w:r>
-        <w:rPr>
-          <w:i/>
-          <w:iCs/>
-        </w:rPr>
-        <w:t xml:space="preserve">(Real-time co-editing and analytical mining depth are now strengths, not gaps.)</w:t>
+        <w:t xml:space="preserve"> </w:t>
+      </w:r>
+      <w:r>
+        <w:t xml:space="preserve">— years of hardening at scale, which no feature row substitutes for.</w:t>
       </w:r>
     </w:p>
     <w:p>

--- a/competitors/diagramatix-vs-signavio-aris-primebpm-2026-09.docx
+++ b/competitors/diagramatix-vs-signavio-aris-primebpm-2026-09.docx
@@ -20,7 +20,7 @@
           <w:i/>
           <w:iCs/>
         </w:rPr>
-        <w:t xml:space="preserve">Diagramatix data read from the current codebase (product 2.9, export schema v1.2x / SCHEMA_VERSION 46). Competitor data from public product pages and documentation accessed May–June 2026 —</w:t>
+        <w:t xml:space="preserve">Diagramatix data read from the current codebase (product 2.11, export SCHEMA_VERSION 48). Competitor data from public product pages and documentation accessed May–June 2026 —</w:t>
       </w:r>
       <w:r>
         <w:rPr>
@@ -136,7 +136,36 @@
               <w:t xml:space="preserve"> </w:t>
             </w:r>
             <w:r>
-              <w:t xml:space="preserve">platform for BPMN, ArchiMate, Value Chain, State Machine, Domain, Context, Process Context and Basic diagrams. Differentiators: an opinionated</w:t>
+              <w:t xml:space="preserve">platform across</w:t>
+            </w:r>
+            <w:r>
+              <w:t xml:space="preserve"> </w:t>
+            </w:r>
+            <w:r>
+              <w:rPr>
+                <w:b/>
+                <w:bCs/>
+              </w:rPr>
+              <w:t xml:space="preserve">ten notations</w:t>
+            </w:r>
+            <w:r>
+              <w:t xml:space="preserve"> </w:t>
+            </w:r>
+            <w:r>
+              <w:t xml:space="preserve">— BPMN,</w:t>
+            </w:r>
+            <w:r>
+              <w:t xml:space="preserve"> </w:t>
+            </w:r>
+            <w:r>
+              <w:rPr>
+                <w:b/>
+                <w:bCs/>
+              </w:rPr>
+              <w:t xml:space="preserve">EPC</w:t>
+            </w:r>
+            <w:r>
+              <w:t xml:space="preserve">, ArchiMate, Standard Flowchart, Value Chain, State Machine, Domain, Context, Process Context and Basic. Differentiators: an opinionated</w:t>
             </w:r>
             <w:r>
               <w:t xml:space="preserve"> </w:t>
@@ -316,7 +345,36 @@
               <w:t xml:space="preserve"> </w:t>
             </w:r>
             <w:r>
-              <w:t xml:space="preserve">classification, and a partner-facing</w:t>
+              <w:t xml:space="preserve">classification, an</w:t>
+            </w:r>
+            <w:r>
+              <w:t xml:space="preserve"> </w:t>
+            </w:r>
+            <w:r>
+              <w:rPr>
+                <w:b/>
+                <w:bCs/>
+              </w:rPr>
+              <w:t xml:space="preserve">ARIS migration path</w:t>
+            </w:r>
+            <w:r>
+              <w:t xml:space="preserve"> </w:t>
+            </w:r>
+            <w:r>
+              <w:t xml:space="preserve">(AML import → EPC → deterministic</w:t>
+            </w:r>
+            <w:r>
+              <w:t xml:space="preserve"> </w:t>
+            </w:r>
+            <w:r>
+              <w:rPr>
+                <w:b/>
+                <w:bCs/>
+              </w:rPr>
+              <w:t xml:space="preserve">Convert to BPMN</w:t>
+            </w:r>
+            <w:r>
+              <w:t xml:space="preserve">), and a partner-facing</w:t>
             </w:r>
             <w:r>
               <w:t xml:space="preserve"> </w:t>
@@ -761,7 +819,68 @@
         <w:t xml:space="preserve"> </w:t>
       </w:r>
       <w:r>
-        <w:t xml:space="preserve">of 26 value chains, 277 processes and 381 editable prompts. The three enterprise suites lead on</w:t>
+        <w:t xml:space="preserve">of 26 value chains, 277 processes and 381 editable prompts.</w:t>
+      </w:r>
+      <w:r>
+        <w:t xml:space="preserve"> </w:t>
+      </w:r>
+      <w:r>
+        <w:rPr>
+          <w:b/>
+          <w:bCs/>
+        </w:rPr>
+        <w:t xml:space="preserve">EPC is no longer a reason to stay on ARIS.</w:t>
+      </w:r>
+      <w:r>
+        <w:t xml:space="preserve"> </w:t>
+      </w:r>
+      <w:r>
+        <w:t xml:space="preserve">The notation is implemented with its rules enforced — an event cannot decide, events and functions alternate — and an ARIS</w:t>
+      </w:r>
+      <w:r>
+        <w:t xml:space="preserve"> </w:t>
+      </w:r>
+      <w:r>
+        <w:rPr>
+          <w:b/>
+          <w:bCs/>
+        </w:rPr>
+        <w:t xml:space="preserve">AML</w:t>
+      </w:r>
+      <w:r>
+        <w:t xml:space="preserve"> </w:t>
+      </w:r>
+      <w:r>
+        <w:t xml:space="preserve">export imports straight in, every model in the file becoming a diagram, with anything outside the notation reported rather than dropped. From there</w:t>
+      </w:r>
+      <w:r>
+        <w:t xml:space="preserve"> </w:t>
+      </w:r>
+      <w:r>
+        <w:rPr>
+          <w:b/>
+          <w:bCs/>
+        </w:rPr>
+        <w:t xml:space="preserve">Convert to BPMN</w:t>
+      </w:r>
+      <w:r>
+        <w:t xml:space="preserve"> </w:t>
+      </w:r>
+      <w:r>
+        <w:t xml:space="preserve">is deterministic, and the part that makes it worth trusting is what it</w:t>
+      </w:r>
+      <w:r>
+        <w:t xml:space="preserve"> </w:t>
+      </w:r>
+      <w:r>
+        <w:rPr>
+          <w:i/>
+          <w:iCs/>
+        </w:rPr>
+        <w:t xml:space="preserve">refuses</w:t>
+      </w:r>
+      <w:r>
+        <w:t xml:space="preserve">: an unbalanced split, a connector that both splits and joins, an event with no decision behind it, a function owned by two departments. It says which twelve places need a human instead of quietly tidying them. The three enterprise suites lead on</w:t>
       </w:r>
       <w:r>
         <w:t xml:space="preserve"> </w:t>
@@ -777,7 +896,7 @@
         <w:t xml:space="preserve"> </w:t>
       </w:r>
       <w:r>
-        <w:t xml:space="preserve">— Signavio on the SAP ecosystem and the most industrialised mining, ARIS on EA breadth, EPC, repository governance and the deepest simulation</w:t>
+        <w:t xml:space="preserve">— Signavio on the SAP ecosystem and the most industrialised mining, ARIS on EA breadth, repository governance and the deepest simulation</w:t>
       </w:r>
       <w:r>
         <w:t xml:space="preserve"> </w:t>
@@ -1131,10 +1250,26 @@
                 <w:b/>
                 <w:bCs/>
               </w:rPr>
-              <w:t xml:space="preserve">Text → 7 notations</w:t>
-            </w:r>
-            <w:r>
-              <w:t xml:space="preserve">: BPMN (2-phase) + one-shot</w:t>
+              <w:t xml:space="preserve">Text → 10 notations</w:t>
+            </w:r>
+            <w:r>
+              <w:t xml:space="preserve">: BPMN and</w:t>
+            </w:r>
+            <w:r>
+              <w:t xml:space="preserve"> </w:t>
+            </w:r>
+            <w:r>
+              <w:rPr>
+                <w:b/>
+                <w:bCs/>
+              </w:rPr>
+              <w:t xml:space="preserve">EPC</w:t>
+            </w:r>
+            <w:r>
+              <w:t xml:space="preserve"> </w:t>
+            </w:r>
+            <w:r>
+              <w:t xml:space="preserve">(both two-phase — edit the plan, then lay it out) + one-shot</w:t>
             </w:r>
             <w:r>
               <w:t xml:space="preserve"> </w:t>
@@ -1147,7 +1282,7 @@
               <w:t xml:space="preserve">ArchiMate</w:t>
             </w:r>
             <w:r>
-              <w:t xml:space="preserve">, State Machine, Domain, Context, Process Context, Value Chain</w:t>
+              <w:t xml:space="preserve">, Standard Flowchart, State Machine, Domain, Context, Process Context, Value Chain, Basic</w:t>
             </w:r>
           </w:p>
         </w:tc>
@@ -2445,17 +2580,17 @@
         <w:t xml:space="preserve"> </w:t>
       </w:r>
       <w:r>
-        <w:t xml:space="preserve">(plus optional pseudonymisation of names before a prompt leaves the tenant). AI breadth still spans</w:t>
-      </w:r>
-      <w:r>
-        <w:t xml:space="preserve"> </w:t>
-      </w:r>
-      <w:r>
-        <w:rPr>
-          <w:b/>
-          <w:bCs/>
-        </w:rPr>
-        <w:t xml:space="preserve">seven notations</w:t>
+        <w:t xml:space="preserve">(plus optional pseudonymisation of names before a prompt leaves the tenant). AI breadth spans</w:t>
+      </w:r>
+      <w:r>
+        <w:t xml:space="preserve"> </w:t>
+      </w:r>
+      <w:r>
+        <w:rPr>
+          <w:b/>
+          <w:bCs/>
+        </w:rPr>
+        <w:t xml:space="preserve">ten notations</w:t>
       </w:r>
       <w:r>
         <w:t xml:space="preserve"> </w:t>
@@ -2474,7 +2609,23 @@
         <w:t xml:space="preserve"> </w:t>
       </w:r>
       <w:r>
-        <w:t xml:space="preserve">now as a first-class generated type) and the distinctive</w:t>
+        <w:t xml:space="preserve">and</w:t>
+      </w:r>
+      <w:r>
+        <w:t xml:space="preserve"> </w:t>
+      </w:r>
+      <w:r>
+        <w:rPr>
+          <w:b/>
+          <w:bCs/>
+        </w:rPr>
+        <w:t xml:space="preserve">EPC</w:t>
+      </w:r>
+      <w:r>
+        <w:t xml:space="preserve"> </w:t>
+      </w:r>
+      <w:r>
+        <w:t xml:space="preserve">as first-class generated types) and the distinctive</w:t>
       </w:r>
       <w:r>
         <w:t xml:space="preserve"> </w:t>
@@ -2490,7 +2641,7 @@
         <w:t xml:space="preserve"> </w:t>
       </w:r>
       <w:r>
-        <w:t xml:space="preserve">path (flowchart photo → editable BPMN). And a new</w:t>
+        <w:t xml:space="preserve">path (a photo of a flowchart, or of an ARIS EPC, becomes an editable diagram). And a new</w:t>
       </w:r>
       <w:r>
         <w:t xml:space="preserve"> </w:t>
@@ -2759,23 +2910,33 @@
           <w:b/>
           <w:bCs/>
         </w:rPr>
-        <w:t xml:space="preserve">7 notations</w:t>
-      </w:r>
-      <w:r>
-        <w:t xml:space="preserve"> </w:t>
-      </w:r>
-      <w:r>
-        <w:t xml:space="preserve">and</w:t>
-      </w:r>
-      <w:r>
-        <w:t xml:space="preserve"> </w:t>
-      </w:r>
-      <w:r>
-        <w:rPr>
-          <w:b/>
-          <w:bCs/>
-        </w:rPr>
-        <w:t xml:space="preserve">image→BPMN</w:t>
+        <w:t xml:space="preserve">10 notations</w:t>
+      </w:r>
+      <w:r>
+        <w:t xml:space="preserve"> </w:t>
+      </w:r>
+      <w:r>
+        <w:t xml:space="preserve">(incl. </w:t>
+      </w:r>
+      <w:r>
+        <w:rPr>
+          <w:b/>
+          <w:bCs/>
+        </w:rPr>
+        <w:t xml:space="preserve">EPC</w:t>
+      </w:r>
+      <w:r>
+        <w:t xml:space="preserve">, with a deterministic route on to BPMN) and</w:t>
+      </w:r>
+      <w:r>
+        <w:t xml:space="preserve"> </w:t>
+      </w:r>
+      <w:r>
+        <w:rPr>
+          <w:b/>
+          <w:bCs/>
+        </w:rPr>
+        <w:t xml:space="preserve">image→diagram</w:t>
       </w:r>
       <w:r>
         <w:t xml:space="preserve">, plus a</w:t>
@@ -7063,7 +7224,70 @@
               <w:pStyle w:val="Compact"/>
             </w:pPr>
             <w:r>
-              <w:t xml:space="preserve">EPC</w:t>
+              <w:rPr>
+                <w:b/>
+                <w:bCs/>
+              </w:rPr>
+              <w:t xml:space="preserve">EPC (eEPC)</w:t>
+            </w:r>
+          </w:p>
+        </w:tc>
+        <w:tc>
+          <w:tcPr/>
+          <w:p>
+            <w:pPr>
+              <w:pStyle w:val="Compact"/>
+            </w:pPr>
+            <w:r>
+              <w:t xml:space="preserve">✅</w:t>
+            </w:r>
+            <w:r>
+              <w:t xml:space="preserve"> </w:t>
+            </w:r>
+            <w:r>
+              <w:rPr>
+                <w:b/>
+                <w:bCs/>
+              </w:rPr>
+              <w:t xml:space="preserve">Full notation</w:t>
+            </w:r>
+            <w:r>
+              <w:t xml:space="preserve"> </w:t>
+            </w:r>
+            <w:r>
+              <w:t xml:space="preserve">— events, functions, XOR/AND/OR, org units + positions, information objects, application systems, process interfaces, plus ten descriptive objects (KPI, risk, product, knowledge, business rule, screen, objective, resource, location, requirement). Rules</w:t>
+            </w:r>
+            <w:r>
+              <w:t xml:space="preserve"> </w:t>
+            </w:r>
+            <w:r>
+              <w:rPr>
+                <w:b/>
+                <w:bCs/>
+              </w:rPr>
+              <w:t xml:space="preserve">enforced while you draw</w:t>
+            </w:r>
+            <w:r>
+              <w:t xml:space="preserve"> </w:t>
+            </w:r>
+            <w:r>
+              <w:t xml:space="preserve">(alternation; an event may not decide) and</w:t>
+            </w:r>
+            <w:r>
+              <w:t xml:space="preserve"> </w:t>
+            </w:r>
+            <w:r>
+              <w:rPr>
+                <w:b/>
+                <w:bCs/>
+              </w:rPr>
+              <w:t xml:space="preserve">reported</w:t>
+            </w:r>
+            <w:r>
+              <w:t xml:space="preserve"> </w:t>
+            </w:r>
+            <w:r>
+              <w:t xml:space="preserve">on generated or imported chains. Vertical ARIS-style layout.</w:t>
             </w:r>
           </w:p>
         </w:tc>
@@ -7085,10 +7309,48 @@
               <w:pStyle w:val="Compact"/>
             </w:pPr>
             <w:r>
+              <w:t xml:space="preserve">✅</w:t>
+            </w:r>
+            <w:r>
+              <w:t xml:space="preserve"> </w:t>
+            </w:r>
+            <w:r>
+              <w:rPr>
+                <w:b/>
+                <w:bCs/>
+              </w:rPr>
+              <w:t xml:space="preserve">Signature notation</w:t>
+            </w:r>
+          </w:p>
+        </w:tc>
+        <w:tc>
+          <w:tcPr/>
+          <w:p>
+            <w:pPr>
+              <w:pStyle w:val="Compact"/>
+            </w:pPr>
+            <w:r>
               <w:t xml:space="preserve">❌</w:t>
             </w:r>
           </w:p>
         </w:tc>
+      </w:tr>
+      <w:tr>
+        <w:tc>
+          <w:tcPr/>
+          <w:p>
+            <w:pPr>
+              <w:pStyle w:val="Compact"/>
+            </w:pPr>
+            <w:r>
+              <w:rPr>
+                <w:b/>
+                <w:bCs/>
+              </w:rPr>
+              <w:t xml:space="preserve">EPC → BPMN conversion</w:t>
+            </w:r>
+          </w:p>
+        </w:tc>
         <w:tc>
           <w:tcPr/>
           <w:p>
@@ -7106,7 +7368,146 @@
                 <w:b/>
                 <w:bCs/>
               </w:rPr>
-              <w:t xml:space="preserve">Signature notation</w:t>
+              <w:t xml:space="preserve">Deterministic</w:t>
+            </w:r>
+            <w:r>
+              <w:t xml:space="preserve">, with a preview and a</w:t>
+            </w:r>
+            <w:r>
+              <w:t xml:space="preserve"> </w:t>
+            </w:r>
+            <w:r>
+              <w:rPr>
+                <w:b/>
+                <w:bCs/>
+              </w:rPr>
+              <w:t xml:space="preserve">refusal list</w:t>
+            </w:r>
+            <w:r>
+              <w:t xml:space="preserve">. Events after a decision become the gateway’s branch labels; org units become</w:t>
+            </w:r>
+            <w:r>
+              <w:t xml:space="preserve"> </w:t>
+            </w:r>
+            <w:r>
+              <w:rPr>
+                <w:b/>
+                <w:bCs/>
+              </w:rPr>
+              <w:t xml:space="preserve">lanes derived from the model</w:t>
+            </w:r>
+            <w:r>
+              <w:t xml:space="preserve">, not guessed from geometry; optional AI pass writes the gateway’s question and turns noun-style function names into verb-style task names,</w:t>
+            </w:r>
+            <w:r>
+              <w:t xml:space="preserve"> </w:t>
+            </w:r>
+            <w:r>
+              <w:rPr>
+                <w:b/>
+                <w:bCs/>
+              </w:rPr>
+              <w:t xml:space="preserve">structure locked</w:t>
+            </w:r>
+            <w:r>
+              <w:t xml:space="preserve">. One-way.</w:t>
+            </w:r>
+          </w:p>
+        </w:tc>
+        <w:tc>
+          <w:tcPr/>
+          <w:p>
+            <w:pPr>
+              <w:pStyle w:val="Compact"/>
+            </w:pPr>
+            <w:r>
+              <w:t xml:space="preserve">❌</w:t>
+            </w:r>
+          </w:p>
+        </w:tc>
+        <w:tc>
+          <w:tcPr/>
+          <w:p>
+            <w:pPr>
+              <w:pStyle w:val="Compact"/>
+            </w:pPr>
+            <w:r>
+              <w:t xml:space="preserve">Model transformation within the suite</w:t>
+            </w:r>
+          </w:p>
+        </w:tc>
+        <w:tc>
+          <w:tcPr/>
+          <w:p>
+            <w:pPr>
+              <w:pStyle w:val="Compact"/>
+            </w:pPr>
+            <w:r>
+              <w:t xml:space="preserve">❌</w:t>
+            </w:r>
+          </w:p>
+        </w:tc>
+      </w:tr>
+      <w:tr>
+        <w:tc>
+          <w:tcPr/>
+          <w:p>
+            <w:pPr>
+              <w:pStyle w:val="Compact"/>
+            </w:pPr>
+            <w:r>
+              <w:rPr>
+                <w:b/>
+                <w:bCs/>
+              </w:rPr>
+              <w:t xml:space="preserve">ARIS AML import</w:t>
+            </w:r>
+          </w:p>
+        </w:tc>
+        <w:tc>
+          <w:tcPr/>
+          <w:p>
+            <w:pPr>
+              <w:pStyle w:val="Compact"/>
+            </w:pPr>
+            <w:r>
+              <w:t xml:space="preserve">✅ Every EPC in the export becomes a diagram; non-EPC models named and skipped; unrecognised objects and connection codes</w:t>
+            </w:r>
+            <w:r>
+              <w:t xml:space="preserve"> </w:t>
+            </w:r>
+            <w:r>
+              <w:rPr>
+                <w:b/>
+                <w:bCs/>
+              </w:rPr>
+              <w:t xml:space="preserve">reported, never dropped</w:t>
+            </w:r>
+          </w:p>
+        </w:tc>
+        <w:tc>
+          <w:tcPr/>
+          <w:p>
+            <w:pPr>
+              <w:pStyle w:val="Compact"/>
+            </w:pPr>
+            <w:r>
+              <w:t xml:space="preserve">❌</w:t>
+            </w:r>
+          </w:p>
+        </w:tc>
+        <w:tc>
+          <w:tcPr/>
+          <w:p>
+            <w:pPr>
+              <w:pStyle w:val="Compact"/>
+            </w:pPr>
+            <w:r>
+              <w:rPr>
+                <w:i/>
+                <w:iCs/>
+              </w:rPr>
+              <w:t xml:space="preserve">(native)</w:t>
             </w:r>
           </w:p>
         </w:tc>
@@ -7395,7 +7796,45 @@
         <w:t xml:space="preserve"> </w:t>
       </w:r>
       <w:r>
-        <w:t xml:space="preserve">The suites still have deeper</w:t>
+        <w:t xml:space="preserve">The remaining formal-notation gap is</w:t>
+      </w:r>
+      <w:r>
+        <w:t xml:space="preserve"> </w:t>
+      </w:r>
+      <w:r>
+        <w:rPr>
+          <w:b/>
+          <w:bCs/>
+        </w:rPr>
+        <w:t xml:space="preserve">CMMN/DMN</w:t>
+      </w:r>
+      <w:r>
+        <w:t xml:space="preserve">.</w:t>
+      </w:r>
+      <w:r>
+        <w:t xml:space="preserve"> </w:t>
+      </w:r>
+      <w:r>
+        <w:rPr>
+          <w:b/>
+          <w:bCs/>
+        </w:rPr>
+        <w:t xml:space="preserve">EPC has closed</w:t>
+      </w:r>
+      <w:r>
+        <w:t xml:space="preserve"> </w:t>
+      </w:r>
+      <w:r>
+        <w:t xml:space="preserve">— and closed in the direction that matters commercially: not</w:t>
+      </w:r>
+      <w:r>
+        <w:t xml:space="preserve"> </w:t>
+      </w:r>
+      <w:r>
+        <w:t xml:space="preserve">“we have it too”</w:t>
+      </w:r>
+      <w:r>
+        <w:t xml:space="preserve">, but</w:t>
       </w:r>
       <w:r>
         <w:t xml:space="preserve"> </w:t>
@@ -7405,13 +7844,10 @@
           <w:i/>
           <w:iCs/>
         </w:rPr>
-        <w:t xml:space="preserve">formal</w:t>
-      </w:r>
-      <w:r>
-        <w:t xml:space="preserve"> </w:t>
-      </w:r>
-      <w:r>
-        <w:t xml:space="preserve">notation coverage (CMMN/DMN; EPC for ARIS). But Diagramatix has closed ground on</w:t>
+        <w:t xml:space="preserve">import what you already modelled and convert it</w:t>
+      </w:r>
+      <w:r>
+        <w:t xml:space="preserve">. Alongside that, Diagramatix has closed ground on</w:t>
       </w:r>
       <w:r>
         <w:t xml:space="preserve"> </w:t>
@@ -12200,6 +12636,77 @@
                 <w:b/>
                 <w:bCs/>
               </w:rPr>
+              <w:t xml:space="preserve">ARIS AML</w:t>
+            </w:r>
+            <w:r>
+              <w:t xml:space="preserve"> </w:t>
+            </w:r>
+            <w:r>
+              <w:t xml:space="preserve">model import</w:t>
+            </w:r>
+          </w:p>
+        </w:tc>
+        <w:tc>
+          <w:tcPr/>
+          <w:p>
+            <w:pPr>
+              <w:pStyle w:val="Compact"/>
+            </w:pPr>
+            <w:r>
+              <w:t xml:space="preserve">✅ import — every EPC in the export, with a report of what it could not take at face value</w:t>
+            </w:r>
+          </w:p>
+        </w:tc>
+        <w:tc>
+          <w:tcPr/>
+          <w:p>
+            <w:pPr>
+              <w:pStyle w:val="Compact"/>
+            </w:pPr>
+            <w:r>
+              <w:t xml:space="preserve">❌</w:t>
+            </w:r>
+          </w:p>
+        </w:tc>
+        <w:tc>
+          <w:tcPr/>
+          <w:p>
+            <w:pPr>
+              <w:pStyle w:val="Compact"/>
+            </w:pPr>
+            <w:r>
+              <w:rPr>
+                <w:i/>
+                <w:iCs/>
+              </w:rPr>
+              <w:t xml:space="preserve">(native format)</w:t>
+            </w:r>
+          </w:p>
+        </w:tc>
+        <w:tc>
+          <w:tcPr/>
+          <w:p>
+            <w:pPr>
+              <w:pStyle w:val="Compact"/>
+            </w:pPr>
+            <w:r>
+              <w:t xml:space="preserve">❌</w:t>
+            </w:r>
+          </w:p>
+        </w:tc>
+      </w:tr>
+      <w:tr>
+        <w:tc>
+          <w:tcPr/>
+          <w:p>
+            <w:pPr>
+              <w:pStyle w:val="Compact"/>
+            </w:pPr>
+            <w:r>
+              <w:rPr>
+                <w:b/>
+                <w:bCs/>
+              </w:rPr>
               <w:t xml:space="preserve">Partner Process API</w:t>
             </w:r>
             <w:r>
@@ -12675,7 +13182,7 @@
           <w:b/>
           <w:bCs/>
         </w:rPr>
-        <w:t xml:space="preserve">all 7 notations</w:t>
+        <w:t xml:space="preserve">all ten notations</w:t>
       </w:r>
       <w:r>
         <w:t xml:space="preserve">;</w:t>
@@ -12688,7 +13195,7 @@
           <w:b/>
           <w:bCs/>
         </w:rPr>
-        <w:t xml:space="preserve">image/sketch → editable BPMN</w:t>
+        <w:t xml:space="preserve">image/sketch → editable BPMN or EPC</w:t>
       </w:r>
       <w:r>
         <w:t xml:space="preserve">.</w:t>
@@ -13151,36 +13658,45 @@
           <w:b/>
           <w:bCs/>
         </w:rPr>
-        <w:t xml:space="preserve">Self-hosted, no ecosystem lock-in</w:t>
-      </w:r>
-      <w:r>
-        <w:t xml:space="preserve">, per-seat,</w:t>
-      </w:r>
-      <w:r>
-        <w:t xml:space="preserve"> </w:t>
-      </w:r>
-      <w:r>
-        <w:rPr>
-          <w:b/>
-          <w:bCs/>
-        </w:rPr>
-        <w:t xml:space="preserve">bring-your-own AI</w:t>
-      </w:r>
-      <w:r>
-        <w:t xml:space="preserve">, with</w:t>
-      </w:r>
-      <w:r>
-        <w:t xml:space="preserve"> </w:t>
-      </w:r>
-      <w:r>
-        <w:rPr>
-          <w:b/>
-          <w:bCs/>
-        </w:rPr>
-        <w:t xml:space="preserve">full-account portable backup</w:t>
-      </w:r>
-      <w:r>
-        <w:t xml:space="preserve">.</w:t>
+        <w:t xml:space="preserve">A way off ARIS</w:t>
+      </w:r>
+      <w:r>
+        <w:t xml:space="preserve"> </w:t>
+      </w:r>
+      <w:r>
+        <w:t xml:space="preserve">— import an</w:t>
+      </w:r>
+      <w:r>
+        <w:t xml:space="preserve"> </w:t>
+      </w:r>
+      <w:r>
+        <w:rPr>
+          <w:b/>
+          <w:bCs/>
+        </w:rPr>
+        <w:t xml:space="preserve">AML</w:t>
+      </w:r>
+      <w:r>
+        <w:t xml:space="preserve"> </w:t>
+      </w:r>
+      <w:r>
+        <w:t xml:space="preserve">export, get every EPC as a real diagram, and convert it to BPMN deterministically. The conversion</w:t>
+      </w:r>
+      <w:r>
+        <w:t xml:space="preserve"> </w:t>
+      </w:r>
+      <w:r>
+        <w:rPr>
+          <w:b/>
+          <w:bCs/>
+        </w:rPr>
+        <w:t xml:space="preserve">refuses</w:t>
+      </w:r>
+      <w:r>
+        <w:t xml:space="preserve"> </w:t>
+      </w:r>
+      <w:r>
+        <w:t xml:space="preserve">the four questions only a person can answer rather than guessing them, which is the difference between a migration you can sign off and one you have to re-check by hand.</w:t>
       </w:r>
     </w:p>
     <w:p>
@@ -13196,29 +13712,36 @@
           <w:b/>
           <w:bCs/>
         </w:rPr>
-        <w:t xml:space="preserve">Interop</w:t>
-      </w:r>
-      <w:r>
-        <w:t xml:space="preserve"> </w:t>
-      </w:r>
-      <w:r>
-        <w:t xml:space="preserve">— Visio round-trip, BPSim, XES/OCEL, DDL↔Domain, and</w:t>
-      </w:r>
-      <w:r>
-        <w:t xml:space="preserve"> </w:t>
-      </w:r>
-      <w:r>
-        <w:rPr>
-          <w:b/>
-          <w:bCs/>
-        </w:rPr>
-        <w:t xml:space="preserve">Microsoft 365</w:t>
-      </w:r>
-      <w:r>
-        <w:t xml:space="preserve"> </w:t>
-      </w:r>
-      <w:r>
-        <w:t xml:space="preserve">save/open + document links.</w:t>
+        <w:t xml:space="preserve">Self-hosted, no ecosystem lock-in</w:t>
+      </w:r>
+      <w:r>
+        <w:t xml:space="preserve">, per-seat,</w:t>
+      </w:r>
+      <w:r>
+        <w:t xml:space="preserve"> </w:t>
+      </w:r>
+      <w:r>
+        <w:rPr>
+          <w:b/>
+          <w:bCs/>
+        </w:rPr>
+        <w:t xml:space="preserve">bring-your-own AI</w:t>
+      </w:r>
+      <w:r>
+        <w:t xml:space="preserve">, with</w:t>
+      </w:r>
+      <w:r>
+        <w:t xml:space="preserve"> </w:t>
+      </w:r>
+      <w:r>
+        <w:rPr>
+          <w:b/>
+          <w:bCs/>
+        </w:rPr>
+        <w:t xml:space="preserve">full-account portable backup</w:t>
+      </w:r>
+      <w:r>
+        <w:t xml:space="preserve">.</w:t>
       </w:r>
     </w:p>
     <w:p>
@@ -13234,29 +13757,42 @@
           <w:b/>
           <w:bCs/>
         </w:rPr>
-        <w:t xml:space="preserve">Real-time co-authoring</w:t>
-      </w:r>
-      <w:r>
-        <w:t xml:space="preserve"> </w:t>
-      </w:r>
-      <w:r>
-        <w:t xml:space="preserve">— live presence + cursors, soft element locks, and a</w:t>
-      </w:r>
-      <w:r>
-        <w:t xml:space="preserve"> </w:t>
-      </w:r>
-      <w:r>
-        <w:rPr>
-          <w:b/>
-          <w:bCs/>
-        </w:rPr>
-        <w:t xml:space="preserve">version guard + automatic 3-way merge</w:t>
-      </w:r>
-      <w:r>
-        <w:t xml:space="preserve"> </w:t>
-      </w:r>
-      <w:r>
-        <w:t xml:space="preserve">so concurrent edits never silently clobber.</w:t>
+        <w:t xml:space="preserve">Interop</w:t>
+      </w:r>
+      <w:r>
+        <w:t xml:space="preserve"> </w:t>
+      </w:r>
+      <w:r>
+        <w:t xml:space="preserve">— Visio round-trip, BPSim,</w:t>
+      </w:r>
+      <w:r>
+        <w:t xml:space="preserve"> </w:t>
+      </w:r>
+      <w:r>
+        <w:rPr>
+          <w:b/>
+          <w:bCs/>
+        </w:rPr>
+        <w:t xml:space="preserve">ARIS AML</w:t>
+      </w:r>
+      <w:r>
+        <w:t xml:space="preserve">, XES/OCEL, DDL↔Domain, and</w:t>
+      </w:r>
+      <w:r>
+        <w:t xml:space="preserve"> </w:t>
+      </w:r>
+      <w:r>
+        <w:rPr>
+          <w:b/>
+          <w:bCs/>
+        </w:rPr>
+        <w:t xml:space="preserve">Microsoft 365</w:t>
+      </w:r>
+      <w:r>
+        <w:t xml:space="preserve"> </w:t>
+      </w:r>
+      <w:r>
+        <w:t xml:space="preserve">save/open + document links.</w:t>
       </w:r>
     </w:p>
     <w:p>
@@ -13272,6 +13808,44 @@
           <w:b/>
           <w:bCs/>
         </w:rPr>
+        <w:t xml:space="preserve">Real-time co-authoring</w:t>
+      </w:r>
+      <w:r>
+        <w:t xml:space="preserve"> </w:t>
+      </w:r>
+      <w:r>
+        <w:t xml:space="preserve">— live presence + cursors, soft element locks, and a</w:t>
+      </w:r>
+      <w:r>
+        <w:t xml:space="preserve"> </w:t>
+      </w:r>
+      <w:r>
+        <w:rPr>
+          <w:b/>
+          <w:bCs/>
+        </w:rPr>
+        <w:t xml:space="preserve">version guard + automatic 3-way merge</w:t>
+      </w:r>
+      <w:r>
+        <w:t xml:space="preserve"> </w:t>
+      </w:r>
+      <w:r>
+        <w:t xml:space="preserve">so concurrent edits never silently clobber.</w:t>
+      </w:r>
+    </w:p>
+    <w:p>
+      <w:pPr>
+        <w:pStyle w:val="Compact"/>
+        <w:numPr>
+          <w:ilvl w:val="0"/>
+          <w:numId w:val="1004"/>
+        </w:numPr>
+      </w:pPr>
+      <w:r>
+        <w:rPr>
+          <w:b/>
+          <w:bCs/>
+        </w:rPr>
         <w:t xml:space="preserve">Voice-driven, rules-grounded assist</w:t>
       </w:r>
       <w:r>
@@ -13387,7 +13961,7 @@
         <w:t xml:space="preserve"> </w:t>
       </w:r>
       <w:r>
-        <w:t xml:space="preserve">EPC + broad notation set, enterprise</w:t>
+        <w:t xml:space="preserve">enterprise</w:t>
       </w:r>
       <w:r>
         <w:t xml:space="preserve"> </w:t>
@@ -13417,6 +13991,22 @@
       </w:r>
       <w:r>
         <w:t xml:space="preserve">, AI Companion over mining data, governance/audit depth.</w:t>
+      </w:r>
+      <w:r>
+        <w:t xml:space="preserve"> </w:t>
+      </w:r>
+      <w:r>
+        <w:rPr>
+          <w:b/>
+          <w:bCs/>
+        </w:rPr>
+        <w:t xml:space="preserve">EPC is no longer on this list</w:t>
+      </w:r>
+      <w:r>
+        <w:t xml:space="preserve"> </w:t>
+      </w:r>
+      <w:r>
+        <w:t xml:space="preserve">— the notation is implemented, an AML export imports, and the conversion to BPMN is deterministic and says what it will not decide.</w:t>
       </w:r>
     </w:p>
     <w:p>
@@ -13843,29 +14433,29 @@
           <w:b/>
           <w:bCs/>
         </w:rPr>
-        <w:t xml:space="preserve">Document it (SOP → Word)</w:t>
-      </w:r>
-      <w:r>
-        <w:t xml:space="preserve"> </w:t>
-      </w:r>
-      <w:r>
-        <w:t xml:space="preserve">and</w:t>
-      </w:r>
-      <w:r>
-        <w:t xml:space="preserve"> </w:t>
-      </w:r>
-      <w:r>
-        <w:rPr>
-          <w:b/>
-          <w:bCs/>
-        </w:rPr>
-        <w:t xml:space="preserve">govern it (risk-control matrix, APQC)</w:t>
-      </w:r>
-      <w:r>
-        <w:t xml:space="preserve"> </w:t>
-      </w:r>
-      <w:r>
-        <w:t xml:space="preserve">— the operate layer, not just an editor.”</w:t>
+        <w:t xml:space="preserve">Bring your ARIS models with you.</w:t>
+      </w:r>
+      <w:r>
+        <w:t xml:space="preserve"> </w:t>
+      </w:r>
+      <w:r>
+        <w:t xml:space="preserve">Import the AML export, get every EPC as a real diagram, and convert it to BPMN — with the four things it</w:t>
+      </w:r>
+      <w:r>
+        <w:t xml:space="preserve"> </w:t>
+      </w:r>
+      <w:r>
+        <w:rPr>
+          <w:i/>
+          <w:iCs/>
+        </w:rPr>
+        <w:t xml:space="preserve">won’t</w:t>
+      </w:r>
+      <w:r>
+        <w:t xml:space="preserve"> </w:t>
+      </w:r>
+      <w:r>
+        <w:t xml:space="preserve">guess listed before you commit, not discovered later.”</w:t>
       </w:r>
     </w:p>
     <w:p>
@@ -13877,6 +14467,47 @@
         </w:numPr>
       </w:pPr>
       <w:r>
+        <w:t xml:space="preserve">“</w:t>
+      </w:r>
+      <w:r>
+        <w:rPr>
+          <w:b/>
+          <w:bCs/>
+        </w:rPr>
+        <w:t xml:space="preserve">Document it (SOP → Word)</w:t>
+      </w:r>
+      <w:r>
+        <w:t xml:space="preserve"> </w:t>
+      </w:r>
+      <w:r>
+        <w:t xml:space="preserve">and</w:t>
+      </w:r>
+      <w:r>
+        <w:t xml:space="preserve"> </w:t>
+      </w:r>
+      <w:r>
+        <w:rPr>
+          <w:b/>
+          <w:bCs/>
+        </w:rPr>
+        <w:t xml:space="preserve">govern it (risk-control matrix, APQC)</w:t>
+      </w:r>
+      <w:r>
+        <w:t xml:space="preserve"> </w:t>
+      </w:r>
+      <w:r>
+        <w:t xml:space="preserve">— the operate layer, not just an editor.”</w:t>
+      </w:r>
+    </w:p>
+    <w:p>
+      <w:pPr>
+        <w:pStyle w:val="Compact"/>
+        <w:numPr>
+          <w:ilvl w:val="0"/>
+          <w:numId w:val="1006"/>
+        </w:numPr>
+      </w:pPr>
+      <w:r>
         <w:t xml:space="preserve">“Round-trips</w:t>
       </w:r>
       <w:r>
@@ -14005,7 +14636,7 @@
           <w:b/>
           <w:bCs/>
         </w:rPr>
-        <w:t xml:space="preserve">EPC + EA repository breadth</w:t>
+        <w:t xml:space="preserve">EA repository breadth</w:t>
       </w:r>
       <w:r>
         <w:t xml:space="preserve">,</w:t>
@@ -14104,7 +14735,7 @@
         <w:t xml:space="preserve">September 2026</w:t>
       </w:r>
       <w:r>
-        <w:t xml:space="preserve">, product 2.9):</w:t>
+        <w:t xml:space="preserve">, product 2.11):</w:t>
       </w:r>
       <w:r>
         <w:t xml:space="preserve"> </w:t>
@@ -14287,7 +14918,7 @@
         <w:t xml:space="preserve"> </w:t>
       </w:r>
       <w:r>
-        <w:t xml:space="preserve">(multi-provider models, pricing, metering, readability ratchet), and</w:t>
+        <w:t xml:space="preserve">(multi-provider models, pricing, metering, readability ratchet),</w:t>
       </w:r>
       <w:r>
         <w:t xml:space="preserve"> </w:t>
@@ -14296,13 +14927,67 @@
         <w:rPr>
           <w:rStyle w:val="VerbatimChar"/>
         </w:rPr>
+        <w:t xml:space="preserve">app/lib/diagram/aris/</w:t>
+      </w:r>
+      <w:r>
+        <w:t xml:space="preserve"> </w:t>
+      </w:r>
+      <w:r>
+        <w:t xml:space="preserve">(AML import),</w:t>
+      </w:r>
+      <w:r>
+        <w:t xml:space="preserve"> </w:t>
+      </w:r>
+      <w:r>
+        <w:rPr>
+          <w:rStyle w:val="VerbatimChar"/>
+        </w:rPr>
+        <w:t xml:space="preserve">app/lib/diagram/translate/epcBpmnMap.ts</w:t>
+      </w:r>
+      <w:r>
+        <w:t xml:space="preserve"> </w:t>
+      </w:r>
+      <w:r>
+        <w:t xml:space="preserve">+</w:t>
+      </w:r>
+      <w:r>
+        <w:t xml:space="preserve"> </w:t>
+      </w:r>
+      <w:r>
+        <w:rPr>
+          <w:rStyle w:val="VerbatimChar"/>
+        </w:rPr>
+        <w:t xml:space="preserve">epcToBpmn.ts</w:t>
+      </w:r>
+      <w:r>
+        <w:t xml:space="preserve">,</w:t>
+      </w:r>
+      <w:r>
+        <w:t xml:space="preserve"> </w:t>
+      </w:r>
+      <w:r>
+        <w:rPr>
+          <w:rStyle w:val="VerbatimChar"/>
+        </w:rPr>
+        <w:t xml:space="preserve">docs/eEPC-specification.md</w:t>
+      </w:r>
+      <w:r>
+        <w:t xml:space="preserve">, and</w:t>
+      </w:r>
+      <w:r>
+        <w:t xml:space="preserve"> </w:t>
+      </w:r>
+      <w:r>
+        <w:rPr>
+          <w:rStyle w:val="VerbatimChar"/>
+        </w:rPr>
         <w:t xml:space="preserve">VERSION_HISTORY.md</w:t>
       </w:r>
       <w:r>
         <w:t xml:space="preserve"> </w:t>
       </w:r>
       <w:r>
-        <w:t xml:space="preserve">entries 2.4.2381 → 2.9.2517.</w:t>
+        <w:t xml:space="preserve">entries 2.4.2381 → 2.11.2533.</w:t>
       </w:r>
     </w:p>
     <w:p>
